--- a/docs/reference/acrme_calculation_logic_reference.docx
+++ b/docs/reference/acrme_calculation_logic_reference.docx
@@ -2,13 +2,229 @@
 <file path=word/document.xml><?xml version="1.0" encoding="utf-8"?>
 <w:document xmlns:w="http://schemas.openxmlformats.org/wordprocessingml/2006/main" xmlns:m="http://schemas.openxmlformats.org/officeDocument/2006/math" xmlns:r="http://schemas.openxmlformats.org/officeDocument/2006/relationships" xmlns:o="urn:schemas-microsoft-com:office:office" xmlns:v="urn:schemas-microsoft-com:vml" xmlns:w10="urn:schemas-microsoft-com:office:word" xmlns:a="http://schemas.openxmlformats.org/drawingml/2006/main" xmlns:pic="http://schemas.openxmlformats.org/drawingml/2006/picture" xmlns:wp="http://schemas.openxmlformats.org/drawingml/2006/wordprocessingDrawing">
   <w:body>
-    <w:bookmarkStart w:id="87" w:name="X3b65f5e4429a488015b471a093ad2c39bf14e2d"/>
+    <w:bookmarkStart w:id="87" w:name="Xc74c8d977d8df22df5444b4fe0dcdb80d211e12"/>
     <w:p>
       <w:pPr>
         <w:pStyle w:val="Heading1"/>
       </w:pPr>
       <w:r>
-        <w:t xml:space="preserve">ACRME Calculation Logic Reference — All Scenarios (v2.2)</w:t>
+        <w:t xml:space="preserve">ACRME Calculation Logic Reference — All Scenarios (v2.3)</w:t>
+      </w:r>
+    </w:p>
+    <w:p>
+      <w:pPr>
+        <w:pStyle w:val="BlockText"/>
+      </w:pPr>
+      <w:r>
+        <w:rPr>
+          <w:bCs/>
+          <w:b/>
+        </w:rPr>
+        <w:t xml:space="preserve">Revision v2.3 — 7 September 2026.</w:t>
+      </w:r>
+      <w:r>
+        <w:t xml:space="preserve"> </w:t>
+      </w:r>
+      <w:r>
+        <w:t xml:space="preserve">This revision reconciles the reference to the</w:t>
+      </w:r>
+      <w:r>
+        <w:t xml:space="preserve"> </w:t>
+      </w:r>
+      <w:r>
+        <w:rPr>
+          <w:bCs/>
+          <w:b/>
+        </w:rPr>
+        <w:t xml:space="preserve">five-geography region model</w:t>
+      </w:r>
+      <w:r>
+        <w:t xml:space="preserve"> </w:t>
+      </w:r>
+      <w:r>
+        <w:t xml:space="preserve">(baseline Section 6): the</w:t>
+      </w:r>
+      <w:r>
+        <w:t xml:space="preserve"> </w:t>
+      </w:r>
+      <w:r>
+        <w:rPr>
+          <w:bCs/>
+          <w:b/>
+        </w:rPr>
+        <w:t xml:space="preserve">US</w:t>
+      </w:r>
+      <w:r>
+        <w:t xml:space="preserve"> </w:t>
+      </w:r>
+      <w:r>
+        <w:t xml:space="preserve">is the only</w:t>
+      </w:r>
+      <w:r>
+        <w:t xml:space="preserve"> </w:t>
+      </w:r>
+      <w:r>
+        <w:rPr>
+          <w:bCs/>
+          <w:b/>
+        </w:rPr>
+        <w:t xml:space="preserve">three-region</w:t>
+      </w:r>
+      <w:r>
+        <w:t xml:space="preserve"> </w:t>
+      </w:r>
+      <w:r>
+        <w:t xml:space="preserve">geography (West US 3, Central US, Canada Central; East US 2 Restricted);</w:t>
+      </w:r>
+      <w:r>
+        <w:t xml:space="preserve"> </w:t>
+      </w:r>
+      <w:r>
+        <w:rPr>
+          <w:bCs/>
+          <w:b/>
+        </w:rPr>
+        <w:t xml:space="preserve">EU</w:t>
+      </w:r>
+      <w:r>
+        <w:t xml:space="preserve"> </w:t>
+      </w:r>
+      <w:r>
+        <w:t xml:space="preserve">(Switzerland North + Sweden Central; North Europe &amp; West Europe Restricted),</w:t>
+      </w:r>
+      <w:r>
+        <w:t xml:space="preserve"> </w:t>
+      </w:r>
+      <w:r>
+        <w:rPr>
+          <w:bCs/>
+          <w:b/>
+        </w:rPr>
+        <w:t xml:space="preserve">Australia</w:t>
+      </w:r>
+      <w:r>
+        <w:t xml:space="preserve"> </w:t>
+      </w:r>
+      <w:r>
+        <w:t xml:space="preserve">(Australia East + Australia Southeast),</w:t>
+      </w:r>
+      <w:r>
+        <w:t xml:space="preserve"> </w:t>
+      </w:r>
+      <w:r>
+        <w:rPr>
+          <w:bCs/>
+          <w:b/>
+        </w:rPr>
+        <w:t xml:space="preserve">Asia Pacific</w:t>
+      </w:r>
+      <w:r>
+        <w:t xml:space="preserve"> </w:t>
+      </w:r>
+      <w:r>
+        <w:t xml:space="preserve">(East Asia + Southeast Asia; Japan East</w:t>
+      </w:r>
+      <w:r>
+        <w:t xml:space="preserve"> </w:t>
+      </w:r>
+      <w:r>
+        <w:rPr>
+          <w:bCs/>
+          <w:b/>
+        </w:rPr>
+        <w:t xml:space="preserve">pending</w:t>
+      </w:r>
+      <w:r>
+        <w:t xml:space="preserve">) and the</w:t>
+      </w:r>
+      <w:r>
+        <w:t xml:space="preserve"> </w:t>
+      </w:r>
+      <w:r>
+        <w:rPr>
+          <w:bCs/>
+          <w:b/>
+        </w:rPr>
+        <w:t xml:space="preserve">Middle East</w:t>
+      </w:r>
+      <w:r>
+        <w:t xml:space="preserve"> </w:t>
+      </w:r>
+      <w:r>
+        <w:t xml:space="preserve">(UAE North + Saudi Arabia Central) are</w:t>
+      </w:r>
+      <w:r>
+        <w:t xml:space="preserve"> </w:t>
+      </w:r>
+      <w:r>
+        <w:rPr>
+          <w:bCs/>
+          <w:b/>
+        </w:rPr>
+        <w:t xml:space="preserve">two-region</w:t>
+      </w:r>
+      <w:r>
+        <w:t xml:space="preserve"> </w:t>
+      </w:r>
+      <w:r>
+        <w:t xml:space="preserve">geographies. In every two-region geography,</w:t>
+      </w:r>
+      <w:r>
+        <w:t xml:space="preserve"> </w:t>
+      </w:r>
+      <w:r>
+        <w:rPr>
+          <w:bCs/>
+          <w:b/>
+        </w:rPr>
+        <w:t xml:space="preserve">CVAL and DR co-locate</w:t>
+      </w:r>
+      <w:r>
+        <w:t xml:space="preserve"> </w:t>
+      </w:r>
+      <w:r>
+        <w:t xml:space="preserve">in the non-production region (</w:t>
+      </w:r>
+      <w:r>
+        <w:rPr>
+          <w:bCs/>
+          <w:b/>
+        </w:rPr>
+        <w:t xml:space="preserve">PLC-010a</w:t>
+      </w:r>
+      <w:r>
+        <w:t xml:space="preserve">), except the Middle East where DR is</w:t>
+      </w:r>
+      <w:r>
+        <w:t xml:space="preserve"> </w:t>
+      </w:r>
+      <w:r>
+        <w:rPr>
+          <w:rStyle w:val="VerbatimChar"/>
+        </w:rPr>
+        <w:t xml:space="preserve">DR_NOT_OFFERED</w:t>
+      </w:r>
+      <w:r>
+        <w:t xml:space="preserve"> </w:t>
+      </w:r>
+      <w:r>
+        <w:t xml:space="preserve">(DEC-001). Scenario 4 is retitled a</w:t>
+      </w:r>
+      <w:r>
+        <w:t xml:space="preserve"> </w:t>
+      </w:r>
+      <w:r>
+        <w:rPr>
+          <w:bCs/>
+          <w:b/>
+        </w:rPr>
+        <w:t xml:space="preserve">two-region</w:t>
+      </w:r>
+      <w:r>
+        <w:t xml:space="preserve"> </w:t>
+      </w:r>
+      <w:r>
+        <w:t xml:space="preserve">deployment accordingly; all other calculation logic is unchanged.</w:t>
       </w:r>
     </w:p>
     <w:p>
@@ -415,7 +631,7 @@
         <w:t xml:space="preserve"> </w:t>
       </w:r>
       <w:r>
-        <w:t xml:space="preserve">Requirements Baseline v2.1/v2.2 (Appendix A–D); ADR-001 through ADR-004 v1.2;</w:t>
+        <w:t xml:space="preserve">Requirements Baseline v2.3 (Section 6 region model; Appendix A–D); ADR-001 through ADR-005;</w:t>
       </w:r>
       <w:r>
         <w:t xml:space="preserve"> </w:t>
@@ -869,7 +1085,7 @@
               <w:jc w:val="left"/>
             </w:pPr>
             <w:r>
-              <w:t xml:space="preserve">Middle East three-region deployment</w:t>
+              <w:t xml:space="preserve">Middle East two-region deployment</w:t>
             </w:r>
           </w:p>
         </w:tc>
@@ -3942,13 +4158,13 @@
       </w:r>
     </w:p>
     <w:bookmarkEnd w:id="29"/>
-    <w:bookmarkStart w:id="30" w:name="X485f68a2136b2b63fa13b62903df6b97609524e"/>
+    <w:bookmarkStart w:id="30" w:name="X344a029585dfae610b2ad7cf2799ea13e8952d1"/>
     <w:p>
       <w:pPr>
         <w:pStyle w:val="Heading2"/>
       </w:pPr>
       <w:r>
-        <w:t xml:space="preserve">Scenario 4 — Middle East Three-Region Deployment (Current position:</w:t>
+        <w:t xml:space="preserve">Scenario 4 — Middle East Two-Region Deployment (Current position:</w:t>
       </w:r>
       <w:r>
         <w:t xml:space="preserve"> </w:t>
@@ -3978,7 +4194,35 @@
         <w:t xml:space="preserve"> </w:t>
       </w:r>
       <w:r>
-        <w:t xml:space="preserve">a Middle East deployment requiring Prod + CVAL (and, subject to legal, DR).</w:t>
+        <w:t xml:space="preserve">a Middle East deployment requiring Prod + CVAL (and, subject to legal, DR). The Middle East is a</w:t>
+      </w:r>
+      <w:r>
+        <w:t xml:space="preserve"> </w:t>
+      </w:r>
+      <w:r>
+        <w:rPr>
+          <w:bCs/>
+          <w:b/>
+        </w:rPr>
+        <w:t xml:space="preserve">two-region</w:t>
+      </w:r>
+      <w:r>
+        <w:t xml:space="preserve"> </w:t>
+      </w:r>
+      <w:r>
+        <w:t xml:space="preserve">geography (UAE North + Saudi Arabia Central); with DR</w:t>
+      </w:r>
+      <w:r>
+        <w:t xml:space="preserve"> </w:t>
+      </w:r>
+      <w:r>
+        <w:rPr>
+          <w:rStyle w:val="VerbatimChar"/>
+        </w:rPr>
+        <w:t xml:space="preserve">NOT_OFFERED</w:t>
+      </w:r>
+      <w:r>
+        <w:t xml:space="preserve">, production is placed in one region and CVAL in the other.</w:t>
       </w:r>
     </w:p>
     <w:p>
@@ -4809,6 +5053,92 @@
       </w:r>
       <w:r>
         <w:t xml:space="preserve">tracks this.</w:t>
+      </w:r>
+      <w:r>
+        <w:t xml:space="preserve"> </w:t>
+      </w:r>
+      <w:r>
+        <w:rPr>
+          <w:rStyle w:val="VerbatimChar"/>
+        </w:rPr>
+        <w:t xml:space="preserve">[Decided]</w:t>
+      </w:r>
+    </w:p>
+    <w:p>
+      <w:pPr>
+        <w:pStyle w:val="BodyText"/>
+      </w:pPr>
+      <w:r>
+        <w:rPr>
+          <w:bCs/>
+          <w:b/>
+        </w:rPr>
+        <w:t xml:space="preserve">Two-region co-location is mandatory (PLC-010a):</w:t>
+      </w:r>
+      <w:r>
+        <w:t xml:space="preserve"> </w:t>
+      </w:r>
+      <w:r>
+        <w:t xml:space="preserve">in a two-region geography (EU, Australia, Asia Pacific, Middle East) there is only one non-production region, so CVAL selection is</w:t>
+      </w:r>
+      <w:r>
+        <w:t xml:space="preserve"> </w:t>
+      </w:r>
+      <w:r>
+        <w:rPr>
+          <w:bCs/>
+          <w:b/>
+        </w:rPr>
+        <w:t xml:space="preserve">deterministic</w:t>
+      </w:r>
+      <w:r>
+        <w:t xml:space="preserve"> </w:t>
+      </w:r>
+      <w:r>
+        <w:t xml:space="preserve">— the remaining in-geo region — and DR</w:t>
+      </w:r>
+      <w:r>
+        <w:t xml:space="preserve"> </w:t>
+      </w:r>
+      <w:r>
+        <w:rPr>
+          <w:bCs/>
+          <w:b/>
+        </w:rPr>
+        <w:t xml:space="preserve">must</w:t>
+      </w:r>
+      <w:r>
+        <w:t xml:space="preserve"> </w:t>
+      </w:r>
+      <w:r>
+        <w:t xml:space="preserve">co-locate there with CVAL (except the Middle East, where DR is</w:t>
+      </w:r>
+      <w:r>
+        <w:t xml:space="preserve"> </w:t>
+      </w:r>
+      <w:r>
+        <w:rPr>
+          <w:rStyle w:val="VerbatimChar"/>
+        </w:rPr>
+        <w:t xml:space="preserve">DR_NOT_OFFERED</w:t>
+      </w:r>
+      <w:r>
+        <w:t xml:space="preserve">, so that region hosts CVAL only). The</w:t>
+      </w:r>
+      <w:r>
+        <w:t xml:space="preserve"> </w:t>
+      </w:r>
+      <w:r>
+        <w:rPr>
+          <w:rStyle w:val="VerbatimChar"/>
+        </w:rPr>
+        <w:t xml:space="preserve">argmax</w:t>
+      </w:r>
+      <w:r>
+        <w:t xml:space="preserve"> </w:t>
+      </w:r>
+      <w:r>
+        <w:t xml:space="preserve">above is only exercised in the three-region US geography, where CVAL and DR each have a distinct candidate region.</w:t>
       </w:r>
       <w:r>
         <w:t xml:space="preserve"> </w:t>
@@ -9511,7 +9841,7 @@
         <w:rPr>
           <w:rStyle w:val="VerbatimChar"/>
         </w:rPr>
-        <w:t xml:space="preserve">    geography               : string        # e.g. "NorthAmerica", "Europe"</w:t>
+        <w:t xml:space="preserve">    geography               : string        # one of: US, EU, Australia, "Asia Pacific", "Middle East"</w:t>
       </w:r>
       <w:r>
         <w:br/>
@@ -10166,13 +10496,13 @@
       </w:r>
     </w:p>
     <w:bookmarkEnd w:id="84"/>
-    <w:bookmarkStart w:id="85" w:name="X86c7d92b816dc4bb046a29d54ff254716181838"/>
+    <w:bookmarkStart w:id="85" w:name="Xe9c749eff39e6c457f9329d009515720fab9f11"/>
     <w:p>
       <w:pPr>
         <w:pStyle w:val="Heading2"/>
       </w:pPr>
       <w:r>
-        <w:t xml:space="preserve">B. Consolidated Policy-Constant Table (v2.2)</w:t>
+        <w:t xml:space="preserve">B. Consolidated Policy-Constant Table (v2.3)</w:t>
       </w:r>
     </w:p>
     <w:tbl>
@@ -11342,6 +11672,60 @@
                 <w:b/>
               </w:rPr>
               <w:t xml:space="preserve">Updated (was Belgium Central; now gated by DEC-001)</w:t>
+            </w:r>
+          </w:p>
+        </w:tc>
+      </w:tr>
+      <w:tr>
+        <w:tc>
+          <w:tcPr/>
+          <w:p>
+            <w:pPr>
+              <w:pStyle w:val="Compact"/>
+              <w:jc w:val="left"/>
+            </w:pPr>
+            <w:r>
+              <w:t xml:space="preserve">Geography distribution model</w:t>
+            </w:r>
+          </w:p>
+        </w:tc>
+        <w:tc>
+          <w:tcPr/>
+          <w:p>
+            <w:pPr>
+              <w:pStyle w:val="Compact"/>
+              <w:jc w:val="left"/>
+            </w:pPr>
+            <w:r>
+              <w:t xml:space="preserve">US = three-region; EU / Australia / Asia Pacific / Middle East = two-region (CVAL+DR co-located, PLC-010a)</w:t>
+            </w:r>
+          </w:p>
+        </w:tc>
+        <w:tc>
+          <w:tcPr/>
+          <w:p>
+            <w:pPr>
+              <w:pStyle w:val="Compact"/>
+              <w:jc w:val="left"/>
+            </w:pPr>
+            <w:r>
+              <w:t xml:space="preserve">4, 5, 6</w:t>
+            </w:r>
+          </w:p>
+        </w:tc>
+        <w:tc>
+          <w:tcPr/>
+          <w:p>
+            <w:pPr>
+              <w:pStyle w:val="Compact"/>
+              <w:jc w:val="left"/>
+            </w:pPr>
+            <w:r>
+              <w:rPr>
+                <w:bCs/>
+                <w:b/>
+              </w:rPr>
+              <w:t xml:space="preserve">New (v2.3)</w:t>
             </w:r>
           </w:p>
         </w:tc>

--- a/docs/reference/acrme_calculation_logic_reference.docx
+++ b/docs/reference/acrme_calculation_logic_reference.docx
@@ -2,13 +2,95 @@
 <file path=word/document.xml><?xml version="1.0" encoding="utf-8"?>
 <w:document xmlns:w="http://schemas.openxmlformats.org/wordprocessingml/2006/main" xmlns:m="http://schemas.openxmlformats.org/officeDocument/2006/math" xmlns:r="http://schemas.openxmlformats.org/officeDocument/2006/relationships" xmlns:o="urn:schemas-microsoft-com:office:office" xmlns:v="urn:schemas-microsoft-com:vml" xmlns:w10="urn:schemas-microsoft-com:office:word" xmlns:a="http://schemas.openxmlformats.org/drawingml/2006/main" xmlns:pic="http://schemas.openxmlformats.org/drawingml/2006/picture" xmlns:wp="http://schemas.openxmlformats.org/drawingml/2006/wordprocessingDrawing">
   <w:body>
-    <w:bookmarkStart w:id="87" w:name="Xc74c8d977d8df22df5444b4fe0dcdb80d211e12"/>
+    <w:bookmarkStart w:id="90" w:name="X694b2b8cb14b371358e9448c83c38ca697a3f62"/>
     <w:p>
       <w:pPr>
         <w:pStyle w:val="Heading1"/>
       </w:pPr>
       <w:r>
-        <w:t xml:space="preserve">ACRME Calculation Logic Reference — All Scenarios (v2.3)</w:t>
+        <w:t xml:space="preserve">ACRME Calculation Logic Reference — All Scenarios (v2.4)</w:t>
+      </w:r>
+    </w:p>
+    <w:p>
+      <w:pPr>
+        <w:pStyle w:val="BlockText"/>
+      </w:pPr>
+      <w:r>
+        <w:rPr>
+          <w:bCs/>
+          <w:b/>
+        </w:rPr>
+        <w:t xml:space="preserve">Revision v2.4 — 7 September 2026.</w:t>
+      </w:r>
+      <w:r>
+        <w:t xml:space="preserve"> </w:t>
+      </w:r>
+      <w:r>
+        <w:t xml:space="preserve">This revision folds in the Baseline v2.4 reservation-model gaps. It adds</w:t>
+      </w:r>
+      <w:r>
+        <w:t xml:space="preserve"> </w:t>
+      </w:r>
+      <w:r>
+        <w:rPr>
+          <w:bCs/>
+          <w:b/>
+        </w:rPr>
+        <w:t xml:space="preserve">Scenario 21 — Even Per-Zone Distribution &amp; Rebalancing</w:t>
+      </w:r>
+      <w:r>
+        <w:t xml:space="preserve"> </w:t>
+      </w:r>
+      <w:r>
+        <w:t xml:space="preserve">with the new</w:t>
+      </w:r>
+      <w:r>
+        <w:t xml:space="preserve"> </w:t>
+      </w:r>
+      <w:r>
+        <w:rPr>
+          <w:bCs/>
+          <w:b/>
+        </w:rPr>
+        <w:t xml:space="preserve">Appendix A.9</w:t>
+      </w:r>
+      <w:r>
+        <w:t xml:space="preserve"> </w:t>
+      </w:r>
+      <w:r>
+        <w:t xml:space="preserve">formulas (</w:t>
+      </w:r>
+      <w:r>
+        <w:rPr>
+          <w:rStyle w:val="VerbatimChar"/>
+        </w:rPr>
+        <w:t xml:space="preserve">zone_target_share = 1/zone_count</w:t>
+      </w:r>
+      <w:r>
+        <w:t xml:space="preserve">, greatest-deficit-first zone selection, drift-based rebalancing, config</w:t>
+      </w:r>
+      <w:r>
+        <w:t xml:space="preserve"> </w:t>
+      </w:r>
+      <w:r>
+        <w:rPr>
+          <w:bCs/>
+          <w:b/>
+        </w:rPr>
+        <w:t xml:space="preserve">C-13</w:t>
+      </w:r>
+      <w:r>
+        <w:t xml:space="preserve">) and a worked three-zone example, and records the naming-convention config (</w:t>
+      </w:r>
+      <w:r>
+        <w:rPr>
+          <w:bCs/>
+          <w:b/>
+        </w:rPr>
+        <w:t xml:space="preserve">C-12</w:t>
+      </w:r>
+      <w:r>
+        <w:t xml:space="preserve">, OPS-006) in the constant table. The reservation-eligibility (CAP-020/021), seed-matrix (CAP-022), reactive-discovery (CAP-024), per-AZ CRG structure (CAP-023), core-subscription classification (CAP-001a) and decommissioning-boundary (CAP-008/010) decisions are captured in ADR-002, the FDD, the TDD, and the requirements baseline; the arithmetic new in v2.4 is A.9. All other calculation logic is unchanged.</w:t>
       </w:r>
     </w:p>
     <w:p>
@@ -631,7 +713,7 @@
         <w:t xml:space="preserve"> </w:t>
       </w:r>
       <w:r>
-        <w:t xml:space="preserve">Requirements Baseline v2.3 (Section 6 region model; Appendix A–D); ADR-001 through ADR-005;</w:t>
+        <w:t xml:space="preserve">Requirements Baseline v2.4 (Section 6 region model; Appendix A–D incl. A.9); ADR-001 through ADR-005;</w:t>
       </w:r>
       <w:r>
         <w:t xml:space="preserve"> </w:t>
@@ -2056,6 +2138,66 @@
           </w:p>
         </w:tc>
       </w:tr>
+      <w:tr>
+        <w:tc>
+          <w:tcPr/>
+          <w:p>
+            <w:pPr>
+              <w:pStyle w:val="Compact"/>
+              <w:jc w:val="left"/>
+            </w:pPr>
+            <w:r>
+              <w:t xml:space="preserve">21</w:t>
+            </w:r>
+          </w:p>
+        </w:tc>
+        <w:tc>
+          <w:tcPr/>
+          <w:p>
+            <w:pPr>
+              <w:pStyle w:val="Compact"/>
+              <w:jc w:val="left"/>
+            </w:pPr>
+            <w:r>
+              <w:t xml:space="preserve">Even per-zone distribution &amp; rebalancing</w:t>
+            </w:r>
+          </w:p>
+        </w:tc>
+        <w:tc>
+          <w:tcPr/>
+          <w:p>
+            <w:pPr>
+              <w:pStyle w:val="Compact"/>
+              <w:jc w:val="left"/>
+            </w:pPr>
+            <w:r>
+              <w:rPr>
+                <w:rStyle w:val="VerbatimChar"/>
+              </w:rPr>
+              <w:t xml:space="preserve">zone_target_share = 1/zone_count</w:t>
+            </w:r>
+            <w:r>
+              <w:t xml:space="preserve">; greatest-deficit-first; drift → rebalance (A.9, PLC-011)</w:t>
+            </w:r>
+          </w:p>
+        </w:tc>
+        <w:tc>
+          <w:tcPr/>
+          <w:p>
+            <w:pPr>
+              <w:pStyle w:val="Compact"/>
+              <w:jc w:val="left"/>
+            </w:pPr>
+            <w:r>
+              <w:rPr>
+                <w:bCs/>
+                <w:b/>
+              </w:rPr>
+              <w:t xml:space="preserve">New (v2.4)</w:t>
+            </w:r>
+          </w:p>
+        </w:tc>
+      </w:tr>
     </w:tbl>
     <w:p>
       <w:r>
@@ -10066,7 +10208,736 @@
     </w:p>
     <w:bookmarkEnd w:id="82"/>
     <w:bookmarkEnd w:id="83"/>
-    <w:bookmarkStart w:id="84" w:name="X4726db8d329c6a588b375d47a5ca6a5ef52f99e"/>
+    <w:bookmarkStart w:id="86" w:name="X7cf285a94eb4fe81139f23c6e2d29b643e786cf"/>
+    <w:p>
+      <w:pPr>
+        <w:pStyle w:val="Heading2"/>
+      </w:pPr>
+      <w:r>
+        <w:t xml:space="preserve">Scenario 21 — Even Per-Zone Distribution &amp; Rebalancing (PLC-011, Appendix A.9) — New</w:t>
+      </w:r>
+    </w:p>
+    <w:p>
+      <w:pPr>
+        <w:pStyle w:val="FirstParagraph"/>
+      </w:pPr>
+      <w:r>
+        <w:rPr>
+          <w:bCs/>
+          <w:b/>
+        </w:rPr>
+        <w:t xml:space="preserve">Trigger:</w:t>
+      </w:r>
+      <w:r>
+        <w:t xml:space="preserve"> </w:t>
+      </w:r>
+      <w:r>
+        <w:t xml:space="preserve">every VM placement in a multi-zone region, and every reconciliation cycle (drift check).</w:t>
+      </w:r>
+    </w:p>
+    <w:p>
+      <w:pPr>
+        <w:pStyle w:val="BodyText"/>
+      </w:pPr>
+      <w:r>
+        <w:rPr>
+          <w:bCs/>
+          <w:b/>
+        </w:rPr>
+        <w:t xml:space="preserve">Goal:</w:t>
+      </w:r>
+      <w:r>
+        <w:t xml:space="preserve"> </w:t>
+      </w:r>
+      <w:r>
+        <w:t xml:space="preserve">distribute VMs across a region’s availability zones toward an</w:t>
+      </w:r>
+      <w:r>
+        <w:t xml:space="preserve"> </w:t>
+      </w:r>
+      <w:r>
+        <w:rPr>
+          <w:bCs/>
+          <w:b/>
+        </w:rPr>
+        <w:t xml:space="preserve">even ≈1/zone_count share</w:t>
+      </w:r>
+      <w:r>
+        <w:t xml:space="preserve"> </w:t>
+      </w:r>
+      <w:r>
+        <w:t xml:space="preserve">(≈33% each for a three-zone region), and raise a rebalancing action when the observed distribution drifts beyond a configurable tolerance.</w:t>
+      </w:r>
+    </w:p>
+    <w:bookmarkStart w:id="84" w:name="a.9-formulas-decided"/>
+    <w:p>
+      <w:pPr>
+        <w:pStyle w:val="Heading3"/>
+      </w:pPr>
+      <w:r>
+        <w:t xml:space="preserve">A.9 formulas</w:t>
+      </w:r>
+      <w:r>
+        <w:t xml:space="preserve"> </w:t>
+      </w:r>
+      <w:r>
+        <w:rPr>
+          <w:rStyle w:val="VerbatimChar"/>
+        </w:rPr>
+        <w:t xml:space="preserve">[Decided]</w:t>
+      </w:r>
+    </w:p>
+    <w:p>
+      <w:pPr>
+        <w:pStyle w:val="SourceCode"/>
+      </w:pPr>
+      <w:r>
+        <w:rPr>
+          <w:rStyle w:val="VerbatimChar"/>
+        </w:rPr>
+        <w:t xml:space="preserve">zone_count             = number of eligible AZs in the region        # e.g. 3</w:t>
+      </w:r>
+      <w:r>
+        <w:br/>
+      </w:r>
+      <w:r>
+        <w:rPr>
+          <w:rStyle w:val="VerbatimChar"/>
+        </w:rPr>
+        <w:t xml:space="preserve">zone_target_share      = 1 / zone_count                              # e.g. 0.3333  (C-13)</w:t>
+      </w:r>
+      <w:r>
+        <w:br/>
+      </w:r>
+      <w:r>
+        <w:rPr>
+          <w:rStyle w:val="VerbatimChar"/>
+        </w:rPr>
+        <w:t xml:space="preserve">total_vm_count         = Σ_z vm_count(z)</w:t>
+      </w:r>
+      <w:r>
+        <w:br/>
+      </w:r>
+      <w:r>
+        <w:rPr>
+          <w:rStyle w:val="VerbatimChar"/>
+        </w:rPr>
+        <w:t xml:space="preserve">zone_share(z)          = vm_count(z) / total_vm_count                # 0 when total = 0</w:t>
+      </w:r>
+      <w:r>
+        <w:br/>
+      </w:r>
+      <w:r>
+        <w:rPr>
+          <w:rStyle w:val="VerbatimChar"/>
+        </w:rPr>
+        <w:t xml:space="preserve">zone_deficit(z)        = zone_target_share - zone_share(z)           # &gt;0 ⇒ under target</w:t>
+      </w:r>
+      <w:r>
+        <w:br/>
+      </w:r>
+      <w:r>
+        <w:br/>
+      </w:r>
+      <w:r>
+        <w:rPr>
+          <w:rStyle w:val="VerbatimChar"/>
+        </w:rPr>
+        <w:t xml:space="preserve"># Per-placement zone selection (greatest-deficit-first):</w:t>
+      </w:r>
+      <w:r>
+        <w:br/>
+      </w:r>
+      <w:r>
+        <w:rPr>
+          <w:rStyle w:val="VerbatimChar"/>
+        </w:rPr>
+        <w:t xml:space="preserve">eligible(z)            = has_capacity(z) AND has_quota(z)</w:t>
+      </w:r>
+      <w:r>
+        <w:br/>
+      </w:r>
+      <w:r>
+        <w:rPr>
+          <w:rStyle w:val="VerbatimChar"/>
+        </w:rPr>
+        <w:t xml:space="preserve">                         AND NOT restricted(z) AND zone_aligned(z)</w:t>
+      </w:r>
+      <w:r>
+        <w:br/>
+      </w:r>
+      <w:r>
+        <w:rPr>
+          <w:rStyle w:val="VerbatimChar"/>
+        </w:rPr>
+        <w:t xml:space="preserve">chosen_zone            = argmax_{z ∈ eligible} zone_deficit(z)</w:t>
+      </w:r>
+      <w:r>
+        <w:br/>
+      </w:r>
+      <w:r>
+        <w:br/>
+      </w:r>
+      <w:r>
+        <w:rPr>
+          <w:rStyle w:val="VerbatimChar"/>
+        </w:rPr>
+        <w:t xml:space="preserve"># Per-cycle drift detection:</w:t>
+      </w:r>
+      <w:r>
+        <w:br/>
+      </w:r>
+      <w:r>
+        <w:rPr>
+          <w:rStyle w:val="VerbatimChar"/>
+        </w:rPr>
+        <w:t xml:space="preserve">max_drift              = max_z | zone_share(z) - zone_target_share |</w:t>
+      </w:r>
+      <w:r>
+        <w:br/>
+      </w:r>
+      <w:r>
+        <w:rPr>
+          <w:rStyle w:val="VerbatimChar"/>
+        </w:rPr>
+        <w:t xml:space="preserve">rebalance_needed       = max_drift &gt; zone_balance_tolerance          # C-13 default 0.10 (±10 pp)</w:t>
+      </w:r>
+    </w:p>
+    <w:bookmarkEnd w:id="84"/>
+    <w:bookmarkStart w:id="85" w:name="worked-example-three-zone-region-decided"/>
+    <w:p>
+      <w:pPr>
+        <w:pStyle w:val="Heading3"/>
+      </w:pPr>
+      <w:r>
+        <w:t xml:space="preserve">Worked example — three-zone region</w:t>
+      </w:r>
+      <w:r>
+        <w:t xml:space="preserve"> </w:t>
+      </w:r>
+      <w:r>
+        <w:rPr>
+          <w:rStyle w:val="VerbatimChar"/>
+        </w:rPr>
+        <w:t xml:space="preserve">[Decided]</w:t>
+      </w:r>
+    </w:p>
+    <w:p>
+      <w:pPr>
+        <w:pStyle w:val="FirstParagraph"/>
+      </w:pPr>
+      <w:r>
+        <w:t xml:space="preserve">Region with</w:t>
+      </w:r>
+      <w:r>
+        <w:t xml:space="preserve"> </w:t>
+      </w:r>
+      <w:r>
+        <w:rPr>
+          <w:rStyle w:val="VerbatimChar"/>
+        </w:rPr>
+        <w:t xml:space="preserve">zone_count = 3</w:t>
+      </w:r>
+      <w:r>
+        <w:t xml:space="preserve"> </w:t>
+      </w:r>
+      <w:r>
+        <w:t xml:space="preserve">⇒</w:t>
+      </w:r>
+      <w:r>
+        <w:t xml:space="preserve"> </w:t>
+      </w:r>
+      <w:r>
+        <w:rPr>
+          <w:rStyle w:val="VerbatimChar"/>
+        </w:rPr>
+        <w:t xml:space="preserve">zone_target_share = 0.3333</w:t>
+      </w:r>
+      <w:r>
+        <w:t xml:space="preserve"> </w:t>
+      </w:r>
+      <w:r>
+        <w:t xml:space="preserve">(33.3%). Current distribution over 30 VMs:</w:t>
+      </w:r>
+    </w:p>
+    <w:tbl>
+      <w:tblPr>
+        <w:tblStyle w:val="Table"/>
+        <w:tblW w:type="auto" w:w="0"/>
+        <w:tblLook w:firstRow="1" w:lastRow="0" w:firstColumn="0" w:lastColumn="0" w:noHBand="0" w:noVBand="0" w:val="0020"/>
+      </w:tblPr>
+      <w:tblGrid>
+        <w:gridCol w:w="1980"/>
+        <w:gridCol w:w="1980"/>
+        <w:gridCol w:w="1980"/>
+        <w:gridCol w:w="1980"/>
+      </w:tblGrid>
+      <w:tr>
+        <w:trPr>
+          <w:tblHeader w:val="true"/>
+        </w:trPr>
+        <w:tc>
+          <w:tcPr/>
+          <w:p>
+            <w:pPr>
+              <w:pStyle w:val="Compact"/>
+              <w:jc w:val="left"/>
+            </w:pPr>
+            <w:r>
+              <w:t xml:space="preserve">Zone</w:t>
+            </w:r>
+          </w:p>
+        </w:tc>
+        <w:tc>
+          <w:tcPr/>
+          <w:p>
+            <w:pPr>
+              <w:pStyle w:val="Compact"/>
+              <w:jc w:val="left"/>
+            </w:pPr>
+            <w:r>
+              <w:t xml:space="preserve">vm_count</w:t>
+            </w:r>
+          </w:p>
+        </w:tc>
+        <w:tc>
+          <w:tcPr/>
+          <w:p>
+            <w:pPr>
+              <w:pStyle w:val="Compact"/>
+              <w:jc w:val="left"/>
+            </w:pPr>
+            <w:r>
+              <w:t xml:space="preserve">zone_share</w:t>
+            </w:r>
+          </w:p>
+        </w:tc>
+        <w:tc>
+          <w:tcPr/>
+          <w:p>
+            <w:pPr>
+              <w:pStyle w:val="Compact"/>
+              <w:jc w:val="left"/>
+            </w:pPr>
+            <w:r>
+              <w:t xml:space="preserve">zone_deficit (target − share)</w:t>
+            </w:r>
+          </w:p>
+        </w:tc>
+      </w:tr>
+      <w:tr>
+        <w:tc>
+          <w:tcPr/>
+          <w:p>
+            <w:pPr>
+              <w:pStyle w:val="Compact"/>
+              <w:jc w:val="left"/>
+            </w:pPr>
+            <w:r>
+              <w:t xml:space="preserve">az1</w:t>
+            </w:r>
+          </w:p>
+        </w:tc>
+        <w:tc>
+          <w:tcPr/>
+          <w:p>
+            <w:pPr>
+              <w:pStyle w:val="Compact"/>
+              <w:jc w:val="left"/>
+            </w:pPr>
+            <w:r>
+              <w:t xml:space="preserve">14</w:t>
+            </w:r>
+          </w:p>
+        </w:tc>
+        <w:tc>
+          <w:tcPr/>
+          <w:p>
+            <w:pPr>
+              <w:pStyle w:val="Compact"/>
+              <w:jc w:val="left"/>
+            </w:pPr>
+            <w:r>
+              <w:t xml:space="preserve">0.467</w:t>
+            </w:r>
+          </w:p>
+        </w:tc>
+        <w:tc>
+          <w:tcPr/>
+          <w:p>
+            <w:pPr>
+              <w:pStyle w:val="Compact"/>
+              <w:jc w:val="left"/>
+            </w:pPr>
+            <w:r>
+              <w:t xml:space="preserve">−0.133</w:t>
+            </w:r>
+          </w:p>
+        </w:tc>
+      </w:tr>
+      <w:tr>
+        <w:tc>
+          <w:tcPr/>
+          <w:p>
+            <w:pPr>
+              <w:pStyle w:val="Compact"/>
+              <w:jc w:val="left"/>
+            </w:pPr>
+            <w:r>
+              <w:t xml:space="preserve">az2</w:t>
+            </w:r>
+          </w:p>
+        </w:tc>
+        <w:tc>
+          <w:tcPr/>
+          <w:p>
+            <w:pPr>
+              <w:pStyle w:val="Compact"/>
+              <w:jc w:val="left"/>
+            </w:pPr>
+            <w:r>
+              <w:t xml:space="preserve">9</w:t>
+            </w:r>
+          </w:p>
+        </w:tc>
+        <w:tc>
+          <w:tcPr/>
+          <w:p>
+            <w:pPr>
+              <w:pStyle w:val="Compact"/>
+              <w:jc w:val="left"/>
+            </w:pPr>
+            <w:r>
+              <w:t xml:space="preserve">0.300</w:t>
+            </w:r>
+          </w:p>
+        </w:tc>
+        <w:tc>
+          <w:tcPr/>
+          <w:p>
+            <w:pPr>
+              <w:pStyle w:val="Compact"/>
+              <w:jc w:val="left"/>
+            </w:pPr>
+            <w:r>
+              <w:t xml:space="preserve">+0.033</w:t>
+            </w:r>
+          </w:p>
+        </w:tc>
+      </w:tr>
+      <w:tr>
+        <w:tc>
+          <w:tcPr/>
+          <w:p>
+            <w:pPr>
+              <w:pStyle w:val="Compact"/>
+              <w:jc w:val="left"/>
+            </w:pPr>
+            <w:r>
+              <w:t xml:space="preserve">az3</w:t>
+            </w:r>
+          </w:p>
+        </w:tc>
+        <w:tc>
+          <w:tcPr/>
+          <w:p>
+            <w:pPr>
+              <w:pStyle w:val="Compact"/>
+              <w:jc w:val="left"/>
+            </w:pPr>
+            <w:r>
+              <w:t xml:space="preserve">7</w:t>
+            </w:r>
+          </w:p>
+        </w:tc>
+        <w:tc>
+          <w:tcPr/>
+          <w:p>
+            <w:pPr>
+              <w:pStyle w:val="Compact"/>
+              <w:jc w:val="left"/>
+            </w:pPr>
+            <w:r>
+              <w:t xml:space="preserve">0.233</w:t>
+            </w:r>
+          </w:p>
+        </w:tc>
+        <w:tc>
+          <w:tcPr/>
+          <w:p>
+            <w:pPr>
+              <w:pStyle w:val="Compact"/>
+              <w:jc w:val="left"/>
+            </w:pPr>
+            <w:r>
+              <w:t xml:space="preserve">+0.100</w:t>
+            </w:r>
+          </w:p>
+        </w:tc>
+      </w:tr>
+    </w:tbl>
+    <w:p>
+      <w:pPr>
+        <w:numPr>
+          <w:ilvl w:val="0"/>
+          <w:numId w:val="1006"/>
+        </w:numPr>
+        <w:pStyle w:val="Compact"/>
+      </w:pPr>
+      <w:r>
+        <w:rPr>
+          <w:rStyle w:val="VerbatimChar"/>
+        </w:rPr>
+        <w:t xml:space="preserve">max_drift = |0.467 − 0.333| = 0.134</w:t>
+      </w:r>
+      <w:r>
+        <w:t xml:space="preserve"> </w:t>
+      </w:r>
+      <w:r>
+        <w:t xml:space="preserve">(az1). With</w:t>
+      </w:r>
+      <w:r>
+        <w:t xml:space="preserve"> </w:t>
+      </w:r>
+      <w:r>
+        <w:rPr>
+          <w:rStyle w:val="VerbatimChar"/>
+        </w:rPr>
+        <w:t xml:space="preserve">zone_balance_tolerance = 0.10</w:t>
+      </w:r>
+      <w:r>
+        <w:t xml:space="preserve">,</w:t>
+      </w:r>
+      <w:r>
+        <w:t xml:space="preserve"> </w:t>
+      </w:r>
+      <w:r>
+        <w:rPr>
+          <w:rStyle w:val="VerbatimChar"/>
+        </w:rPr>
+        <w:t xml:space="preserve">0.134 &gt; 0.10</w:t>
+      </w:r>
+      <w:r>
+        <w:t xml:space="preserve"> </w:t>
+      </w:r>
+      <w:r>
+        <w:t xml:space="preserve">⇒</w:t>
+      </w:r>
+      <w:r>
+        <w:t xml:space="preserve"> </w:t>
+      </w:r>
+      <w:r>
+        <w:rPr>
+          <w:rStyle w:val="VerbatimChar"/>
+          <w:bCs/>
+          <w:b/>
+        </w:rPr>
+        <w:t xml:space="preserve">rebalance_needed = true</w:t>
+      </w:r>
+      <w:r>
+        <w:t xml:space="preserve">.</w:t>
+      </w:r>
+    </w:p>
+    <w:p>
+      <w:pPr>
+        <w:numPr>
+          <w:ilvl w:val="0"/>
+          <w:numId w:val="1006"/>
+        </w:numPr>
+        <w:pStyle w:val="Compact"/>
+      </w:pPr>
+      <w:r>
+        <w:t xml:space="preserve">Next placement:</w:t>
+      </w:r>
+      <w:r>
+        <w:t xml:space="preserve"> </w:t>
+      </w:r>
+      <w:r>
+        <w:rPr>
+          <w:rStyle w:val="VerbatimChar"/>
+        </w:rPr>
+        <w:t xml:space="preserve">argmax(zone_deficit)</w:t>
+      </w:r>
+      <w:r>
+        <w:t xml:space="preserve"> </w:t>
+      </w:r>
+      <w:r>
+        <w:t xml:space="preserve">=</w:t>
+      </w:r>
+      <w:r>
+        <w:t xml:space="preserve"> </w:t>
+      </w:r>
+      <w:r>
+        <w:rPr>
+          <w:bCs/>
+          <w:b/>
+        </w:rPr>
+        <w:t xml:space="preserve">az3</w:t>
+      </w:r>
+      <w:r>
+        <w:t xml:space="preserve"> </w:t>
+      </w:r>
+      <w:r>
+        <w:t xml:space="preserve">(+0.100), provided az3 is</w:t>
+      </w:r>
+      <w:r>
+        <w:t xml:space="preserve"> </w:t>
+      </w:r>
+      <w:r>
+        <w:rPr>
+          <w:rStyle w:val="VerbatimChar"/>
+        </w:rPr>
+        <w:t xml:space="preserve">eligible</w:t>
+      </w:r>
+      <w:r>
+        <w:t xml:space="preserve"> </w:t>
+      </w:r>
+      <w:r>
+        <w:t xml:space="preserve">(capacity, quota, not restricted, zone-aligned); if az3 is ineligible, fall back to the next-greatest-deficit eligible zone (az2).</w:t>
+      </w:r>
+    </w:p>
+    <w:p>
+      <w:pPr>
+        <w:numPr>
+          <w:ilvl w:val="0"/>
+          <w:numId w:val="1006"/>
+        </w:numPr>
+        <w:pStyle w:val="Compact"/>
+      </w:pPr>
+      <w:r>
+        <w:t xml:space="preserve">The</w:t>
+      </w:r>
+      <w:r>
+        <w:t xml:space="preserve"> </w:t>
+      </w:r>
+      <w:r>
+        <w:rPr>
+          <w:rStyle w:val="VerbatimChar"/>
+        </w:rPr>
+        <w:t xml:space="preserve">ZoneRebalanceAction</w:t>
+      </w:r>
+      <w:r>
+        <w:t xml:space="preserve"> </w:t>
+      </w:r>
+      <w:r>
+        <w:t xml:space="preserve">steers new placements (and, where policy permits, governed redeploys) into az3 then az2 until</w:t>
+      </w:r>
+      <w:r>
+        <w:t xml:space="preserve"> </w:t>
+      </w:r>
+      <w:r>
+        <w:rPr>
+          <w:rStyle w:val="VerbatimChar"/>
+        </w:rPr>
+        <w:t xml:space="preserve">max_drift ≤ 0.10</w:t>
+      </w:r>
+      <w:r>
+        <w:t xml:space="preserve">. At the balanced target each zone holds 10 VMs (</w:t>
+      </w:r>
+      <w:r>
+        <w:rPr>
+          <w:rStyle w:val="VerbatimChar"/>
+        </w:rPr>
+        <w:t xml:space="preserve">0.333</w:t>
+      </w:r>
+      <w:r>
+        <w:t xml:space="preserve"> </w:t>
+      </w:r>
+      <w:r>
+        <w:t xml:space="preserve">share,</w:t>
+      </w:r>
+      <w:r>
+        <w:t xml:space="preserve"> </w:t>
+      </w:r>
+      <w:r>
+        <w:rPr>
+          <w:rStyle w:val="VerbatimChar"/>
+        </w:rPr>
+        <w:t xml:space="preserve">max_drift = 0</w:t>
+      </w:r>
+      <w:r>
+        <w:t xml:space="preserve">).</w:t>
+      </w:r>
+    </w:p>
+    <w:p>
+      <w:pPr>
+        <w:pStyle w:val="FirstParagraph"/>
+      </w:pPr>
+      <w:r>
+        <w:t xml:space="preserve">Rebalancing never violates capacity, quota, restriction, or zone-alignment constraints and never forces a live migration outside an approved workflow.</w:t>
+      </w:r>
+      <w:r>
+        <w:t xml:space="preserve"> </w:t>
+      </w:r>
+      <w:r>
+        <w:rPr>
+          <w:rStyle w:val="VerbatimChar"/>
+        </w:rPr>
+        <w:t xml:space="preserve">zone_target_share</w:t>
+      </w:r>
+      <w:r>
+        <w:t xml:space="preserve"> </w:t>
+      </w:r>
+      <w:r>
+        <w:t xml:space="preserve">(derived from</w:t>
+      </w:r>
+      <w:r>
+        <w:t xml:space="preserve"> </w:t>
+      </w:r>
+      <w:r>
+        <w:rPr>
+          <w:rStyle w:val="VerbatimChar"/>
+        </w:rPr>
+        <w:t xml:space="preserve">zone_count</w:t>
+      </w:r>
+      <w:r>
+        <w:t xml:space="preserve">) and</w:t>
+      </w:r>
+      <w:r>
+        <w:t xml:space="preserve"> </w:t>
+      </w:r>
+      <w:r>
+        <w:rPr>
+          <w:rStyle w:val="VerbatimChar"/>
+        </w:rPr>
+        <w:t xml:space="preserve">zone_balance_tolerance</w:t>
+      </w:r>
+      <w:r>
+        <w:t xml:space="preserve"> </w:t>
+      </w:r>
+      <w:r>
+        <w:t xml:space="preserve">are configuration-driven (</w:t>
+      </w:r>
+      <w:r>
+        <w:rPr>
+          <w:bCs/>
+          <w:b/>
+        </w:rPr>
+        <w:t xml:space="preserve">C-13</w:t>
+      </w:r>
+      <w:r>
+        <w:t xml:space="preserve">).</w:t>
+      </w:r>
+      <w:r>
+        <w:t xml:space="preserve"> </w:t>
+      </w:r>
+      <w:r>
+        <w:rPr>
+          <w:rStyle w:val="VerbatimChar"/>
+        </w:rPr>
+        <w:t xml:space="preserve">[Decided]</w:t>
+      </w:r>
+    </w:p>
+    <w:p>
+      <w:r>
+        <w:pict>
+          <v:rect style="width:0;height:1.5pt" o:hralign="center" o:hrstd="t" o:hr="t"/>
+        </w:pict>
+      </w:r>
+    </w:p>
+    <w:bookmarkEnd w:id="85"/>
+    <w:bookmarkEnd w:id="86"/>
+    <w:bookmarkStart w:id="87" w:name="X4726db8d329c6a588b375d47a5ca6a5ef52f99e"/>
     <w:p>
       <w:pPr>
         <w:pStyle w:val="Heading2"/>
@@ -10487,6 +11358,78 @@
           </w:p>
         </w:tc>
       </w:tr>
+      <w:tr>
+        <w:tc>
+          <w:tcPr/>
+          <w:p>
+            <w:pPr>
+              <w:pStyle w:val="Compact"/>
+              <w:jc w:val="left"/>
+            </w:pPr>
+            <w:r>
+              <w:rPr>
+                <w:bCs/>
+                <w:b/>
+              </w:rPr>
+              <w:t xml:space="preserve">A.9</w:t>
+            </w:r>
+          </w:p>
+        </w:tc>
+        <w:tc>
+          <w:tcPr/>
+          <w:p>
+            <w:pPr>
+              <w:pStyle w:val="Compact"/>
+              <w:jc w:val="left"/>
+            </w:pPr>
+            <w:r>
+              <w:rPr>
+                <w:rStyle w:val="VerbatimChar"/>
+              </w:rPr>
+              <w:t xml:space="preserve">zone_target_share = 1 / zone_count</w:t>
+            </w:r>
+            <w:r>
+              <w:t xml:space="preserve">;</w:t>
+            </w:r>
+            <w:r>
+              <w:t xml:space="preserve"> </w:t>
+            </w:r>
+            <w:r>
+              <w:rPr>
+                <w:rStyle w:val="VerbatimChar"/>
+              </w:rPr>
+              <w:t xml:space="preserve">chosen_zone = argmax_z(zone_target_share − zone_share(z))</w:t>
+            </w:r>
+            <w:r>
+              <w:t xml:space="preserve"> </w:t>
+            </w:r>
+            <w:r>
+              <w:t xml:space="preserve">over eligible zones;</w:t>
+            </w:r>
+            <w:r>
+              <w:t xml:space="preserve"> </w:t>
+            </w:r>
+            <w:r>
+              <w:rPr>
+                <w:rStyle w:val="VerbatimChar"/>
+              </w:rPr>
+              <w:t xml:space="preserve">rebalance_needed = max_z\|zone_share(z) − zone_target_share\| &gt; tolerance</w:t>
+            </w:r>
+          </w:p>
+        </w:tc>
+        <w:tc>
+          <w:tcPr/>
+          <w:p>
+            <w:pPr>
+              <w:pStyle w:val="Compact"/>
+              <w:jc w:val="left"/>
+            </w:pPr>
+            <w:r>
+              <w:t xml:space="preserve">PLC-011</w:t>
+            </w:r>
+          </w:p>
+        </w:tc>
+      </w:tr>
     </w:tbl>
     <w:p>
       <w:r>
@@ -10495,14 +11438,14 @@
         </w:pict>
       </w:r>
     </w:p>
-    <w:bookmarkEnd w:id="84"/>
-    <w:bookmarkStart w:id="85" w:name="Xe9c749eff39e6c457f9329d009515720fab9f11"/>
+    <w:bookmarkEnd w:id="87"/>
+    <w:bookmarkStart w:id="88" w:name="Xc44f4692b71a57bc3586a44d10c19ea1b9d8bce"/>
     <w:p>
       <w:pPr>
         <w:pStyle w:val="Heading2"/>
       </w:pPr>
       <w:r>
-        <w:t xml:space="preserve">B. Consolidated Policy-Constant Table (v2.3)</w:t>
+        <w:t xml:space="preserve">B. Consolidated Policy-Constant Table (v2.4)</w:t>
       </w:r>
     </w:p>
     <w:tbl>
@@ -11730,6 +12673,213 @@
           </w:p>
         </w:tc>
       </w:tr>
+      <w:tr>
+        <w:tc>
+          <w:tcPr/>
+          <w:p>
+            <w:pPr>
+              <w:pStyle w:val="Compact"/>
+              <w:jc w:val="left"/>
+            </w:pPr>
+            <w:r>
+              <w:rPr>
+                <w:rStyle w:val="VerbatimChar"/>
+              </w:rPr>
+              <w:t xml:space="preserve">zone_target_share</w:t>
+            </w:r>
+          </w:p>
+        </w:tc>
+        <w:tc>
+          <w:tcPr/>
+          <w:p>
+            <w:pPr>
+              <w:pStyle w:val="Compact"/>
+              <w:jc w:val="left"/>
+            </w:pPr>
+            <w:r>
+              <w:rPr>
+                <w:rStyle w:val="VerbatimChar"/>
+              </w:rPr>
+              <w:t xml:space="preserve">1 / zone_count</w:t>
+            </w:r>
+            <w:r>
+              <w:t xml:space="preserve"> </w:t>
+            </w:r>
+            <w:r>
+              <w:t xml:space="preserve">(≈0.333 for 3 zones) — config C-13</w:t>
+            </w:r>
+          </w:p>
+        </w:tc>
+        <w:tc>
+          <w:tcPr/>
+          <w:p>
+            <w:pPr>
+              <w:pStyle w:val="Compact"/>
+              <w:jc w:val="left"/>
+            </w:pPr>
+            <w:r>
+              <w:t xml:space="preserve">21</w:t>
+            </w:r>
+          </w:p>
+        </w:tc>
+        <w:tc>
+          <w:tcPr/>
+          <w:p>
+            <w:pPr>
+              <w:pStyle w:val="Compact"/>
+              <w:jc w:val="left"/>
+            </w:pPr>
+            <w:r>
+              <w:rPr>
+                <w:bCs/>
+                <w:b/>
+              </w:rPr>
+              <w:t xml:space="preserve">New (v2.4)</w:t>
+            </w:r>
+          </w:p>
+        </w:tc>
+      </w:tr>
+      <w:tr>
+        <w:tc>
+          <w:tcPr/>
+          <w:p>
+            <w:pPr>
+              <w:pStyle w:val="Compact"/>
+              <w:jc w:val="left"/>
+            </w:pPr>
+            <w:r>
+              <w:rPr>
+                <w:rStyle w:val="VerbatimChar"/>
+              </w:rPr>
+              <w:t xml:space="preserve">zone_balance_tolerance</w:t>
+            </w:r>
+          </w:p>
+        </w:tc>
+        <w:tc>
+          <w:tcPr/>
+          <w:p>
+            <w:pPr>
+              <w:pStyle w:val="Compact"/>
+              <w:jc w:val="left"/>
+            </w:pPr>
+            <w:r>
+              <w:t xml:space="preserve">0.10 (±10 pp) — config C-13</w:t>
+            </w:r>
+          </w:p>
+        </w:tc>
+        <w:tc>
+          <w:tcPr/>
+          <w:p>
+            <w:pPr>
+              <w:pStyle w:val="Compact"/>
+              <w:jc w:val="left"/>
+            </w:pPr>
+            <w:r>
+              <w:t xml:space="preserve">21</w:t>
+            </w:r>
+          </w:p>
+        </w:tc>
+        <w:tc>
+          <w:tcPr/>
+          <w:p>
+            <w:pPr>
+              <w:pStyle w:val="Compact"/>
+              <w:jc w:val="left"/>
+            </w:pPr>
+            <w:r>
+              <w:rPr>
+                <w:bCs/>
+                <w:b/>
+              </w:rPr>
+              <w:t xml:space="preserve">New (v2.4)</w:t>
+            </w:r>
+          </w:p>
+        </w:tc>
+      </w:tr>
+      <w:tr>
+        <w:tc>
+          <w:tcPr/>
+          <w:p>
+            <w:pPr>
+              <w:pStyle w:val="Compact"/>
+              <w:jc w:val="left"/>
+            </w:pPr>
+            <w:r>
+              <w:t xml:space="preserve">RG/CRG/subscription naming pattern + counter</w:t>
+            </w:r>
+          </w:p>
+        </w:tc>
+        <w:tc>
+          <w:tcPr/>
+          <w:p>
+            <w:pPr>
+              <w:pStyle w:val="Compact"/>
+              <w:jc w:val="left"/>
+            </w:pPr>
+            <w:r>
+              <w:t xml:space="preserve">config C-12 (OPS-006) — e.g. </w:t>
+            </w:r>
+            <w:r>
+              <w:rPr>
+                <w:rStyle w:val="VerbatimChar"/>
+              </w:rPr>
+              <w:t xml:space="preserve">rg-odcr-&lt;env&gt;-&lt;region&gt;-&lt;NN&gt;</w:t>
+            </w:r>
+            <w:r>
+              <w:t xml:space="preserve">,</w:t>
+            </w:r>
+            <w:r>
+              <w:t xml:space="preserve"> </w:t>
+            </w:r>
+            <w:r>
+              <w:rPr>
+                <w:rStyle w:val="VerbatimChar"/>
+              </w:rPr>
+              <w:t xml:space="preserve">crg-&lt;env&gt;-&lt;region&gt;-&lt;az\|reg&gt;</w:t>
+            </w:r>
+            <w:r>
+              <w:t xml:space="preserve">,</w:t>
+            </w:r>
+            <w:r>
+              <w:t xml:space="preserve"> </w:t>
+            </w:r>
+            <w:r>
+              <w:rPr>
+                <w:rStyle w:val="VerbatimChar"/>
+              </w:rPr>
+              <w:t xml:space="preserve">sub-&lt;org&gt;-&lt;domain&gt;-&lt;purpose&gt;-&lt;NN&gt;</w:t>
+            </w:r>
+          </w:p>
+        </w:tc>
+        <w:tc>
+          <w:tcPr/>
+          <w:p>
+            <w:pPr>
+              <w:pStyle w:val="Compact"/>
+              <w:jc w:val="left"/>
+            </w:pPr>
+            <w:r>
+              <w:t xml:space="preserve">—</w:t>
+            </w:r>
+          </w:p>
+        </w:tc>
+        <w:tc>
+          <w:tcPr/>
+          <w:p>
+            <w:pPr>
+              <w:pStyle w:val="Compact"/>
+              <w:jc w:val="left"/>
+            </w:pPr>
+            <w:r>
+              <w:rPr>
+                <w:bCs/>
+                <w:b/>
+              </w:rPr>
+              <w:t xml:space="preserve">New (v2.4)</w:t>
+            </w:r>
+          </w:p>
+        </w:tc>
+      </w:tr>
     </w:tbl>
     <w:p>
       <w:r>
@@ -11738,8 +12888,8 @@
         </w:pict>
       </w:r>
     </w:p>
-    <w:bookmarkEnd w:id="85"/>
-    <w:bookmarkStart w:id="86" w:name="c.-evidence-maturity-summary"/>
+    <w:bookmarkEnd w:id="88"/>
+    <w:bookmarkStart w:id="89" w:name="c.-evidence-maturity-summary"/>
     <w:p>
       <w:pPr>
         <w:pStyle w:val="Heading2"/>
@@ -12259,6 +13409,47 @@
           </w:p>
         </w:tc>
       </w:tr>
+      <w:tr>
+        <w:tc>
+          <w:tcPr/>
+          <w:p>
+            <w:pPr>
+              <w:pStyle w:val="Compact"/>
+              <w:jc w:val="left"/>
+            </w:pPr>
+            <w:r>
+              <w:t xml:space="preserve">Even per-zone distribution &amp; rebalancing (Scenario 21)</w:t>
+            </w:r>
+          </w:p>
+        </w:tc>
+        <w:tc>
+          <w:tcPr/>
+          <w:p>
+            <w:pPr>
+              <w:pStyle w:val="Compact"/>
+              <w:jc w:val="left"/>
+            </w:pPr>
+            <w:r>
+              <w:rPr>
+                <w:rStyle w:val="VerbatimChar"/>
+              </w:rPr>
+              <w:t xml:space="preserve">[Decided]</w:t>
+            </w:r>
+          </w:p>
+        </w:tc>
+        <w:tc>
+          <w:tcPr/>
+          <w:p>
+            <w:pPr>
+              <w:pStyle w:val="Compact"/>
+              <w:jc w:val="left"/>
+            </w:pPr>
+            <w:r>
+              <w:t xml:space="preserve">Ready for Phase 3 (placement)</w:t>
+            </w:r>
+          </w:p>
+        </w:tc>
+      </w:tr>
     </w:tbl>
     <w:p>
       <w:pPr>
@@ -12326,11 +13517,11 @@
           <w:iCs/>
           <w:i/>
         </w:rPr>
-        <w:t xml:space="preserve">Document version 2.2 — 27 August 2026. Next review: upon POC-001 / POC-011 results.</w:t>
-      </w:r>
-    </w:p>
-    <w:bookmarkEnd w:id="86"/>
-    <w:bookmarkEnd w:id="87"/>
+        <w:t xml:space="preserve">Document version 2.4 — 7 September 2026. Next review: upon POC-001 / POC-011 results.</w:t>
+      </w:r>
+    </w:p>
+    <w:bookmarkEnd w:id="89"/>
+    <w:bookmarkEnd w:id="90"/>
     <w:sectPr/>
   </w:body>
 </w:document>
@@ -12668,6 +13859,9 @@
     </w:lvlOverride>
   </w:num>
   <w:num w:numId="1005">
+    <w:abstractNumId w:val="991"/>
+  </w:num>
+  <w:num w:numId="1006">
     <w:abstractNumId w:val="991"/>
   </w:num>
 </w:numbering>
